--- a/Cahier_des_charges.docx
+++ b/Cahier_des_charges.docx
@@ -6035,7 +6035,49 @@
         <w:rPr>
           <w:szCs w:val="28"/>
         </w:rPr>
-        <w:t>en saisissant l’ip et le port cible. Les joueurs effectueront ensuite leurs actions à tour de rôle en saisissant un int (1,2,3 ou 4) qui représente une action (attaque, attaque puissant, défense ou recharge). Lorsque l’un des robots atteint 0 hp la partie s’arrête et le vainqueur est désigné. L’application offre ensuite le choix au client de rejouer ou de quitter.</w:t>
+        <w:t xml:space="preserve">en saisissant </w:t>
+      </w:r>
+      <w:proofErr w:type="spellStart"/>
+      <w:r>
+        <w:rPr>
+          <w:szCs w:val="28"/>
+        </w:rPr>
+        <w:t>l’ip</w:t>
+      </w:r>
+      <w:proofErr w:type="spellEnd"/>
+      <w:r>
+        <w:rPr>
+          <w:szCs w:val="28"/>
+        </w:rPr>
+        <w:t xml:space="preserve"> et le port cible. Les joueurs effectueront ensuite leurs actions à tour de rôle en saisissant un </w:t>
+      </w:r>
+      <w:proofErr w:type="spellStart"/>
+      <w:r>
+        <w:rPr>
+          <w:szCs w:val="28"/>
+        </w:rPr>
+        <w:t>int</w:t>
+      </w:r>
+      <w:proofErr w:type="spellEnd"/>
+      <w:r>
+        <w:rPr>
+          <w:szCs w:val="28"/>
+        </w:rPr>
+        <w:t xml:space="preserve"> (1,2,3 ou 4) qui représente une action (attaque, attaque puissant, défense ou recharge). Lorsque l’un des robots atteint 0 </w:t>
+      </w:r>
+      <w:proofErr w:type="spellStart"/>
+      <w:r>
+        <w:rPr>
+          <w:szCs w:val="28"/>
+        </w:rPr>
+        <w:t>hp</w:t>
+      </w:r>
+      <w:proofErr w:type="spellEnd"/>
+      <w:r>
+        <w:rPr>
+          <w:szCs w:val="28"/>
+        </w:rPr>
+        <w:t xml:space="preserve"> la partie s’arrête et le vainqueur est désigné. L’application offre ensuite le choix au client de rejouer ou de quitter.</w:t>
       </w:r>
     </w:p>
     <w:p>
@@ -6381,7 +6423,15 @@
       </w:pPr>
       <w:r>
         <w:lastRenderedPageBreak/>
-        <w:t>Permettre au client de saisir l’adresse ip et le port pour se connecter</w:t>
+        <w:t xml:space="preserve">Permettre au client de saisir l’adresse </w:t>
+      </w:r>
+      <w:proofErr w:type="spellStart"/>
+      <w:r>
+        <w:t>ip</w:t>
+      </w:r>
+      <w:proofErr w:type="spellEnd"/>
+      <w:r>
+        <w:t xml:space="preserve"> et le port pour se connecter</w:t>
       </w:r>
     </w:p>
     <w:p>
@@ -6544,7 +6594,15 @@
         </w:numPr>
       </w:pPr>
       <w:r>
-        <w:t>Le robot a 100 HP et 1 point d’attribut donne 10 HP de plus</w:t>
+        <w:t xml:space="preserve">Le robot </w:t>
+      </w:r>
+      <w:proofErr w:type="gramStart"/>
+      <w:r>
+        <w:t>a</w:t>
+      </w:r>
+      <w:proofErr w:type="gramEnd"/>
+      <w:r>
+        <w:t xml:space="preserve"> 100 HP et 1 point d’attribut donne 10 HP de plus</w:t>
       </w:r>
     </w:p>
     <w:p>
@@ -6714,7 +6772,6 @@
         </w:rPr>
       </w:pPr>
       <w:bookmarkStart w:id="11" w:name="_Toc240386743"/>
-      <w:commentRangeStart w:id="12"/>
       <w:r>
         <w:rPr>
           <w:sz w:val="32"/>
@@ -6815,15 +6872,6 @@
       <w:r>
         <w:t xml:space="preserve"> : permet au robot de récupérer de l'énergie, mais utilise le tour du joueur.</w:t>
       </w:r>
-      <w:commentRangeEnd w:id="12"/>
-      <w:r>
-        <w:rPr>
-          <w:rStyle w:val="Marquedecommentaire"/>
-          <w:sz w:val="28"/>
-          <w:szCs w:val="24"/>
-        </w:rPr>
-        <w:commentReference w:id="12"/>
-      </w:r>
       <w:r>
         <w:t xml:space="preserve">  +50 d’énergie.</w:t>
       </w:r>
@@ -6836,7 +6884,7 @@
           <w:szCs w:val="32"/>
         </w:rPr>
       </w:pPr>
-      <w:bookmarkStart w:id="13" w:name="_Toc240386744"/>
+      <w:bookmarkStart w:id="12" w:name="_Toc240386744"/>
       <w:r>
         <w:rPr>
           <w:sz w:val="32"/>
@@ -6844,7 +6892,7 @@
         </w:rPr>
         <w:t>Gestion client-serveur</w:t>
       </w:r>
-      <w:bookmarkEnd w:id="13"/>
+      <w:bookmarkEnd w:id="12"/>
     </w:p>
     <w:p>
       <w:r>
@@ -6941,7 +6989,7 @@
           <w:szCs w:val="32"/>
         </w:rPr>
       </w:pPr>
-      <w:bookmarkStart w:id="14" w:name="_Toc240386745"/>
+      <w:bookmarkStart w:id="13" w:name="_Toc240386745"/>
       <w:r>
         <w:rPr>
           <w:sz w:val="32"/>
@@ -6949,7 +6997,7 @@
         </w:rPr>
         <w:t>Gestion de la fin de partie</w:t>
       </w:r>
-      <w:bookmarkEnd w:id="14"/>
+      <w:bookmarkEnd w:id="13"/>
     </w:p>
     <w:p>
       <w:r>
@@ -7017,7 +7065,7 @@
           <w:szCs w:val="32"/>
         </w:rPr>
       </w:pPr>
-      <w:bookmarkStart w:id="15" w:name="_Toc240386746"/>
+      <w:bookmarkStart w:id="14" w:name="_Toc240386746"/>
       <w:r>
         <w:rPr>
           <w:sz w:val="32"/>
@@ -7025,7 +7073,7 @@
         </w:rPr>
         <w:t>Interface utilisateur</w:t>
       </w:r>
-      <w:bookmarkEnd w:id="15"/>
+      <w:bookmarkEnd w:id="14"/>
     </w:p>
     <w:p>
       <w:pPr>
@@ -7139,11 +7187,11 @@
       <w:pPr>
         <w:pStyle w:val="Titre1"/>
       </w:pPr>
-      <w:bookmarkStart w:id="16" w:name="_Toc240386747"/>
+      <w:bookmarkStart w:id="15" w:name="_Toc240386747"/>
       <w:r>
         <w:t>3.Contraintes du projet</w:t>
       </w:r>
-      <w:bookmarkEnd w:id="16"/>
+      <w:bookmarkEnd w:id="15"/>
     </w:p>
     <w:p>
       <w:pPr>
@@ -7152,14 +7200,14 @@
           <w:szCs w:val="36"/>
         </w:rPr>
       </w:pPr>
-      <w:bookmarkStart w:id="17" w:name="_Toc240386748"/>
+      <w:bookmarkStart w:id="16" w:name="_Toc240386748"/>
       <w:r>
         <w:rPr>
           <w:szCs w:val="36"/>
         </w:rPr>
         <w:t>Contraintes techniques</w:t>
       </w:r>
-      <w:bookmarkEnd w:id="17"/>
+      <w:bookmarkEnd w:id="16"/>
     </w:p>
     <w:p>
       <w:pPr>
@@ -7235,7 +7283,7 @@
       <w:pPr>
         <w:pStyle w:val="Titre1"/>
       </w:pPr>
-      <w:bookmarkStart w:id="18" w:name="_Toc240386749"/>
+      <w:bookmarkStart w:id="17" w:name="_Toc240386749"/>
       <w:r>
         <w:t>4</w:t>
       </w:r>
@@ -7245,7 +7293,7 @@
       <w:r>
         <w:t>de développement</w:t>
       </w:r>
-      <w:bookmarkEnd w:id="18"/>
+      <w:bookmarkEnd w:id="17"/>
     </w:p>
     <w:p>
       <w:pPr>
@@ -7254,14 +7302,14 @@
           <w:szCs w:val="36"/>
         </w:rPr>
       </w:pPr>
-      <w:bookmarkStart w:id="19" w:name="_Toc240386750"/>
+      <w:bookmarkStart w:id="18" w:name="_Toc240386750"/>
       <w:r>
         <w:rPr>
           <w:szCs w:val="36"/>
         </w:rPr>
         <w:t>Solution</w:t>
       </w:r>
-      <w:bookmarkEnd w:id="19"/>
+      <w:bookmarkEnd w:id="18"/>
     </w:p>
     <w:p>
       <w:pPr>
@@ -7308,14 +7356,14 @@
           <w:szCs w:val="36"/>
         </w:rPr>
       </w:pPr>
-      <w:bookmarkStart w:id="20" w:name="_Toc240386751"/>
+      <w:bookmarkStart w:id="19" w:name="_Toc240386751"/>
       <w:r>
         <w:rPr>
           <w:szCs w:val="36"/>
         </w:rPr>
         <w:t>Argumentation</w:t>
       </w:r>
-      <w:bookmarkEnd w:id="20"/>
+      <w:bookmarkEnd w:id="19"/>
     </w:p>
     <w:p>
       <w:pPr>
@@ -7341,11 +7389,11 @@
       <w:pPr>
         <w:pStyle w:val="Titre1"/>
       </w:pPr>
-      <w:bookmarkStart w:id="21" w:name="_Toc240386752"/>
+      <w:bookmarkStart w:id="20" w:name="_Toc240386752"/>
       <w:r>
         <w:t>6.Spécifications techniques</w:t>
       </w:r>
-      <w:bookmarkEnd w:id="21"/>
+      <w:bookmarkEnd w:id="20"/>
     </w:p>
     <w:p>
       <w:pPr>
@@ -7354,14 +7402,14 @@
           <w:szCs w:val="36"/>
         </w:rPr>
       </w:pPr>
-      <w:bookmarkStart w:id="22" w:name="_Toc240386753"/>
+      <w:bookmarkStart w:id="21" w:name="_Toc240386753"/>
       <w:r>
         <w:rPr>
           <w:szCs w:val="36"/>
         </w:rPr>
         <w:t>Langage de développement</w:t>
       </w:r>
-      <w:bookmarkEnd w:id="22"/>
+      <w:bookmarkEnd w:id="21"/>
     </w:p>
     <w:p>
       <w:pPr>
@@ -7380,11 +7428,11 @@
       <w:pPr>
         <w:pStyle w:val="Titre2"/>
       </w:pPr>
-      <w:bookmarkStart w:id="23" w:name="_Toc240386754"/>
+      <w:bookmarkStart w:id="22" w:name="_Toc240386754"/>
       <w:r>
         <w:t>Patron de conception</w:t>
       </w:r>
-      <w:bookmarkEnd w:id="23"/>
+      <w:bookmarkEnd w:id="22"/>
     </w:p>
     <w:p>
       <w:pPr>
@@ -7403,11 +7451,11 @@
       <w:pPr>
         <w:pStyle w:val="Titre2"/>
       </w:pPr>
-      <w:bookmarkStart w:id="24" w:name="_Toc240386755"/>
+      <w:bookmarkStart w:id="23" w:name="_Toc240386755"/>
       <w:r>
         <w:t>Outils utilisés</w:t>
       </w:r>
-      <w:bookmarkEnd w:id="24"/>
+      <w:bookmarkEnd w:id="23"/>
     </w:p>
     <w:p>
       <w:pPr>
@@ -7444,9 +7492,11 @@
         </w:numPr>
         <w:spacing w:line="360" w:lineRule="auto"/>
       </w:pPr>
+      <w:proofErr w:type="gramStart"/>
       <w:r>
         <w:t>.NET</w:t>
       </w:r>
+      <w:proofErr w:type="gramEnd"/>
     </w:p>
     <w:p>
       <w:pPr>
@@ -7466,7 +7516,7 @@
     </w:p>
     <w:p/>
     <w:sectPr>
-      <w:footerReference w:type="default" r:id="rId13"/>
+      <w:footerReference w:type="default" r:id="rId9"/>
       <w:pgSz w:w="12240" w:h="15840"/>
       <w:pgMar w:top="1440" w:right="1800" w:bottom="1440" w:left="1800" w:header="708" w:footer="708" w:gutter="0"/>
       <w:pgNumType w:start="0"/>
@@ -7476,46 +7526,6 @@
     </w:sectPr>
   </w:body>
 </w:document>
-</file>
-
-<file path=word/comments.xml><?xml version="1.0" encoding="utf-8"?>
-<w:comments xmlns:wpc="http://schemas.microsoft.com/office/word/2010/wordprocessingCanvas" xmlns:cx="http://schemas.microsoft.com/office/drawing/2014/chartex" xmlns:cx1="http://schemas.microsoft.com/office/drawing/2015/9/8/chartex" xmlns:cx2="http://schemas.microsoft.com/office/drawing/2015/10/21/chartex" xmlns:cx3="http://schemas.microsoft.com/office/drawing/2016/5/9/chartex" xmlns:cx4="http://schemas.microsoft.com/office/drawing/2016/5/10/chartex" xmlns:cx5="http://schemas.microsoft.com/office/drawing/2016/5/11/chartex" xmlns:cx6="http://schemas.microsoft.com/office/drawing/2016/5/12/chartex" xmlns:cx7="http://schemas.microsoft.com/office/drawing/2016/5/13/chartex" xmlns:cx8="http://schemas.microsoft.com/office/drawing/2016/5/14/chartex" xmlns:mc="http://schemas.openxmlformats.org/markup-compatibility/2006" xmlns:aink="http://schemas.microsoft.com/office/drawing/2016/ink" xmlns:am3d="http://schemas.microsoft.com/office/drawing/2017/model3d" xmlns:o="urn:schemas-microsoft-com:office:office" xmlns:oel="http://schemas.microsoft.com/office/2019/extlst" xmlns:r="http://schemas.openxmlformats.org/officeDocument/2006/relationships" xmlns:m="http://schemas.openxmlformats.org/officeDocument/2006/math" xmlns:v="urn:schemas-microsoft-com:vml" xmlns:wp14="http://schemas.microsoft.com/office/word/2010/wordprocessingDrawing" xmlns:wp="http://schemas.openxmlformats.org/drawingml/2006/wordprocessingDrawing" xmlns:w10="urn:schemas-microsoft-com:office:word" xmlns:w="http://schemas.openxmlformats.org/wordprocessingml/2006/main" xmlns:w14="http://schemas.microsoft.com/office/word/2010/wordml" xmlns:w15="http://schemas.microsoft.com/office/word/2012/wordml" xmlns:w16cex="http://schemas.microsoft.com/office/word/2018/wordml/cex" xmlns:w16cid="http://schemas.microsoft.com/office/word/2016/wordml/cid" xmlns:w16="http://schemas.microsoft.com/office/word/2018/wordml" xmlns:w16du="http://schemas.microsoft.com/office/word/2023/wordml/word16du" xmlns:w16sdtdh="http://schemas.microsoft.com/office/word/2020/wordml/sdtdatahash" xmlns:w16sdtfl="http://schemas.microsoft.com/office/word/2024/wordml/sdtformatlock" xmlns:w16se="http://schemas.microsoft.com/office/word/2015/wordml/symex" xmlns:wpg="http://schemas.microsoft.com/office/word/2010/wordprocessingGroup" xmlns:wpi="http://schemas.microsoft.com/office/word/2010/wordprocessingInk" xmlns:wne="http://schemas.microsoft.com/office/word/2006/wordml" xmlns:wps="http://schemas.microsoft.com/office/word/2010/wordprocessingShape" mc:Ignorable="w14 w15 w16se w16cid w16 w16cex w16sdtdh w16sdtfl w16du wp14">
-  <w:comment w:id="12" w:author="William Gagné" w:date="2026-09-15T17:39:00Z" w:initials="WG">
-    <w:p>
-      <w:pPr>
-        <w:pStyle w:val="Commentaire"/>
-        <w:ind w:left="0"/>
-      </w:pPr>
-      <w:r>
-        <w:rPr>
-          <w:rStyle w:val="Marquedecommentaire"/>
-        </w:rPr>
-        <w:annotationRef/>
-      </w:r>
-      <w:r>
-        <w:t>Discuter avec l’équipe des valeurs d’énergie et d’attaque puissante</w:t>
-      </w:r>
-    </w:p>
-  </w:comment>
-</w:comments>
-</file>
-
-<file path=word/commentsExtended.xml><?xml version="1.0" encoding="utf-8"?>
-<w15:commentsEx xmlns:wpc="http://schemas.microsoft.com/office/word/2010/wordprocessingCanvas" xmlns:cx="http://schemas.microsoft.com/office/drawing/2014/chartex" xmlns:cx1="http://schemas.microsoft.com/office/drawing/2015/9/8/chartex" xmlns:cx2="http://schemas.microsoft.com/office/drawing/2015/10/21/chartex" xmlns:cx3="http://schemas.microsoft.com/office/drawing/2016/5/9/chartex" xmlns:cx4="http://schemas.microsoft.com/office/drawing/2016/5/10/chartex" xmlns:cx5="http://schemas.microsoft.com/office/drawing/2016/5/11/chartex" xmlns:cx6="http://schemas.microsoft.com/office/drawing/2016/5/12/chartex" xmlns:cx7="http://schemas.microsoft.com/office/drawing/2016/5/13/chartex" xmlns:cx8="http://schemas.microsoft.com/office/drawing/2016/5/14/chartex" xmlns:mc="http://schemas.openxmlformats.org/markup-compatibility/2006" xmlns:aink="http://schemas.microsoft.com/office/drawing/2016/ink" xmlns:am3d="http://schemas.microsoft.com/office/drawing/2017/model3d" xmlns:o="urn:schemas-microsoft-com:office:office" xmlns:oel="http://schemas.microsoft.com/office/2019/extlst" xmlns:r="http://schemas.openxmlformats.org/officeDocument/2006/relationships" xmlns:m="http://schemas.openxmlformats.org/officeDocument/2006/math" xmlns:v="urn:schemas-microsoft-com:vml" xmlns:wp14="http://schemas.microsoft.com/office/word/2010/wordprocessingDrawing" xmlns:wp="http://schemas.openxmlformats.org/drawingml/2006/wordprocessingDrawing" xmlns:w10="urn:schemas-microsoft-com:office:word" xmlns:w="http://schemas.openxmlformats.org/wordprocessingml/2006/main" xmlns:w14="http://schemas.microsoft.com/office/word/2010/wordml" xmlns:w15="http://schemas.microsoft.com/office/word/2012/wordml" xmlns:w16cex="http://schemas.microsoft.com/office/word/2018/wordml/cex" xmlns:w16cid="http://schemas.microsoft.com/office/word/2016/wordml/cid" xmlns:w16="http://schemas.microsoft.com/office/word/2018/wordml" xmlns:w16du="http://schemas.microsoft.com/office/word/2023/wordml/word16du" xmlns:w16sdtdh="http://schemas.microsoft.com/office/word/2020/wordml/sdtdatahash" xmlns:w16sdtfl="http://schemas.microsoft.com/office/word/2024/wordml/sdtformatlock" xmlns:w16se="http://schemas.microsoft.com/office/word/2015/wordml/symex" xmlns:wpg="http://schemas.microsoft.com/office/word/2010/wordprocessingGroup" xmlns:wpi="http://schemas.microsoft.com/office/word/2010/wordprocessingInk" xmlns:wne="http://schemas.microsoft.com/office/word/2006/wordml" xmlns:wps="http://schemas.microsoft.com/office/word/2010/wordprocessingShape" mc:Ignorable="w14 w15 w16se w16cid w16 w16cex w16sdtdh w16sdtfl w16du wp14">
-  <w15:commentEx w15:paraId="1D586A30" w15:done="0"/>
-</w15:commentsEx>
-</file>
-
-<file path=word/commentsExtensible.xml><?xml version="1.0" encoding="utf-8"?>
-<w16cex:commentsExtensible xmlns:wpc="http://schemas.microsoft.com/office/word/2010/wordprocessingCanvas" xmlns:cx="http://schemas.microsoft.com/office/drawing/2014/chartex" xmlns:cx1="http://schemas.microsoft.com/office/drawing/2015/9/8/chartex" xmlns:cx2="http://schemas.microsoft.com/office/drawing/2015/10/21/chartex" xmlns:cx3="http://schemas.microsoft.com/office/drawing/2016/5/9/chartex" xmlns:cx4="http://schemas.microsoft.com/office/drawing/2016/5/10/chartex" xmlns:cx5="http://schemas.microsoft.com/office/drawing/2016/5/11/chartex" xmlns:cx6="http://schemas.microsoft.com/office/drawing/2016/5/12/chartex" xmlns:cx7="http://schemas.microsoft.com/office/drawing/2016/5/13/chartex" xmlns:cx8="http://schemas.microsoft.com/office/drawing/2016/5/14/chartex" xmlns:cr="http://schemas.microsoft.com/office/comments/2020/reactions" xmlns:mc="http://schemas.openxmlformats.org/markup-compatibility/2006" xmlns:aink="http://schemas.microsoft.com/office/drawing/2016/ink" xmlns:am3d="http://schemas.microsoft.com/office/drawing/2017/model3d" xmlns:o="urn:schemas-microsoft-com:office:office" xmlns:oel="http://schemas.microsoft.com/office/2019/extlst" xmlns:r="http://schemas.openxmlformats.org/officeDocument/2006/relationships" xmlns:m="http://schemas.openxmlformats.org/officeDocument/2006/math" xmlns:v="urn:schemas-microsoft-com:vml" xmlns:wp14="http://schemas.microsoft.com/office/word/2010/wordprocessingDrawing" xmlns:wp="http://schemas.openxmlformats.org/drawingml/2006/wordprocessingDrawing" xmlns:w10="urn:schemas-microsoft-com:office:word" xmlns:w="http://schemas.openxmlformats.org/wordprocessingml/2006/main" xmlns:w14="http://schemas.microsoft.com/office/word/2010/wordml" xmlns:w15="http://schemas.microsoft.com/office/word/2012/wordml" xmlns:w16cex="http://schemas.microsoft.com/office/word/2018/wordml/cex" xmlns:w16cid="http://schemas.microsoft.com/office/word/2016/wordml/cid" xmlns:w16="http://schemas.microsoft.com/office/word/2018/wordml" xmlns:w16du="http://schemas.microsoft.com/office/word/2023/wordml/word16du" xmlns:w16sdtdh="http://schemas.microsoft.com/office/word/2020/wordml/sdtdatahash" xmlns:w16sdtfl="http://schemas.microsoft.com/office/word/2024/wordml/sdtformatlock" xmlns:w16se="http://schemas.microsoft.com/office/word/2015/wordml/symex" xmlns:wpg="http://schemas.microsoft.com/office/word/2010/wordprocessingGroup" xmlns:wpi="http://schemas.microsoft.com/office/word/2010/wordprocessingInk" xmlns:wne="http://schemas.microsoft.com/office/word/2006/wordml" xmlns:wps="http://schemas.microsoft.com/office/word/2010/wordprocessingShape" mc:Ignorable="w14 w15 w16se w16cid w16 w16cex w16sdtdh w16sdtfl cr w16du wp14">
-  <w16cex:commentExtensible w16cex:durableId="4202AB8B" w16cex:dateUtc="2026-09-15T21:39:00Z"/>
-</w16cex:commentsExtensible>
-</file>
-
-<file path=word/commentsIds.xml><?xml version="1.0" encoding="utf-8"?>
-<w16cid:commentsIds xmlns:wpc="http://schemas.microsoft.com/office/word/2010/wordprocessingCanvas" xmlns:cx="http://schemas.microsoft.com/office/drawing/2014/chartex" xmlns:cx1="http://schemas.microsoft.com/office/drawing/2015/9/8/chartex" xmlns:cx2="http://schemas.microsoft.com/office/drawing/2015/10/21/chartex" xmlns:cx3="http://schemas.microsoft.com/office/drawing/2016/5/9/chartex" xmlns:cx4="http://schemas.microsoft.com/office/drawing/2016/5/10/chartex" xmlns:cx5="http://schemas.microsoft.com/office/drawing/2016/5/11/chartex" xmlns:cx6="http://schemas.microsoft.com/office/drawing/2016/5/12/chartex" xmlns:cx7="http://schemas.microsoft.com/office/drawing/2016/5/13/chartex" xmlns:cx8="http://schemas.microsoft.com/office/drawing/2016/5/14/chartex" xmlns:mc="http://schemas.openxmlformats.org/markup-compatibility/2006" xmlns:aink="http://schemas.microsoft.com/office/drawing/2016/ink" xmlns:am3d="http://schemas.microsoft.com/office/drawing/2017/model3d" xmlns:o="urn:schemas-microsoft-com:office:office" xmlns:oel="http://schemas.microsoft.com/office/2019/extlst" xmlns:r="http://schemas.openxmlformats.org/officeDocument/2006/relationships" xmlns:m="http://schemas.openxmlformats.org/officeDocument/2006/math" xmlns:v="urn:schemas-microsoft-com:vml" xmlns:wp14="http://schemas.microsoft.com/office/word/2010/wordprocessingDrawing" xmlns:wp="http://schemas.openxmlformats.org/drawingml/2006/wordprocessingDrawing" xmlns:w10="urn:schemas-microsoft-com:office:word" xmlns:w="http://schemas.openxmlformats.org/wordprocessingml/2006/main" xmlns:w14="http://schemas.microsoft.com/office/word/2010/wordml" xmlns:w15="http://schemas.microsoft.com/office/word/2012/wordml" xmlns:w16cex="http://schemas.microsoft.com/office/word/2018/wordml/cex" xmlns:w16cid="http://schemas.microsoft.com/office/word/2016/wordml/cid" xmlns:w16="http://schemas.microsoft.com/office/word/2018/wordml" xmlns:w16du="http://schemas.microsoft.com/office/word/2023/wordml/word16du" xmlns:w16sdtdh="http://schemas.microsoft.com/office/word/2020/wordml/sdtdatahash" xmlns:w16sdtfl="http://schemas.microsoft.com/office/word/2024/wordml/sdtformatlock" xmlns:w16se="http://schemas.microsoft.com/office/word/2015/wordml/symex" xmlns:wpg="http://schemas.microsoft.com/office/word/2010/wordprocessingGroup" xmlns:wpi="http://schemas.microsoft.com/office/word/2010/wordprocessingInk" xmlns:wne="http://schemas.microsoft.com/office/word/2006/wordml" xmlns:wps="http://schemas.microsoft.com/office/word/2010/wordprocessingShape" mc:Ignorable="w14 w15 w16se w16cid w16 w16cex w16sdtdh w16sdtfl w16du wp14">
-  <w16cid:commentId w16cid:paraId="1D586A30" w16cid:durableId="4202AB8B"/>
-</w16cid:commentsIds>
 </file>
 
 <file path=word/endnotes.xml><?xml version="1.0" encoding="utf-8"?>
@@ -11366,14 +11376,6 @@
     <w:abstractNumId w:val="3"/>
   </w:num>
 </w:numbering>
-</file>
-
-<file path=word/people.xml><?xml version="1.0" encoding="utf-8"?>
-<w15:people xmlns:wpc="http://schemas.microsoft.com/office/word/2010/wordprocessingCanvas" xmlns:cx="http://schemas.microsoft.com/office/drawing/2014/chartex" xmlns:cx1="http://schemas.microsoft.com/office/drawing/2015/9/8/chartex" xmlns:cx2="http://schemas.microsoft.com/office/drawing/2015/10/21/chartex" xmlns:cx3="http://schemas.microsoft.com/office/drawing/2016/5/9/chartex" xmlns:cx4="http://schemas.microsoft.com/office/drawing/2016/5/10/chartex" xmlns:cx5="http://schemas.microsoft.com/office/drawing/2016/5/11/chartex" xmlns:cx6="http://schemas.microsoft.com/office/drawing/2016/5/12/chartex" xmlns:cx7="http://schemas.microsoft.com/office/drawing/2016/5/13/chartex" xmlns:cx8="http://schemas.microsoft.com/office/drawing/2016/5/14/chartex" xmlns:mc="http://schemas.openxmlformats.org/markup-compatibility/2006" xmlns:aink="http://schemas.microsoft.com/office/drawing/2016/ink" xmlns:am3d="http://schemas.microsoft.com/office/drawing/2017/model3d" xmlns:o="urn:schemas-microsoft-com:office:office" xmlns:oel="http://schemas.microsoft.com/office/2019/extlst" xmlns:r="http://schemas.openxmlformats.org/officeDocument/2006/relationships" xmlns:m="http://schemas.openxmlformats.org/officeDocument/2006/math" xmlns:v="urn:schemas-microsoft-com:vml" xmlns:wp14="http://schemas.microsoft.com/office/word/2010/wordprocessingDrawing" xmlns:wp="http://schemas.openxmlformats.org/drawingml/2006/wordprocessingDrawing" xmlns:w10="urn:schemas-microsoft-com:office:word" xmlns:w="http://schemas.openxmlformats.org/wordprocessingml/2006/main" xmlns:w14="http://schemas.microsoft.com/office/word/2010/wordml" xmlns:w15="http://schemas.microsoft.com/office/word/2012/wordml" xmlns:w16cex="http://schemas.microsoft.com/office/word/2018/wordml/cex" xmlns:w16cid="http://schemas.microsoft.com/office/word/2016/wordml/cid" xmlns:w16="http://schemas.microsoft.com/office/word/2018/wordml" xmlns:w16du="http://schemas.microsoft.com/office/word/2023/wordml/word16du" xmlns:w16sdtdh="http://schemas.microsoft.com/office/word/2020/wordml/sdtdatahash" xmlns:w16sdtfl="http://schemas.microsoft.com/office/word/2024/wordml/sdtformatlock" xmlns:w16se="http://schemas.microsoft.com/office/word/2015/wordml/symex" xmlns:wpg="http://schemas.microsoft.com/office/word/2010/wordprocessingGroup" xmlns:wpi="http://schemas.microsoft.com/office/word/2010/wordprocessingInk" xmlns:wne="http://schemas.microsoft.com/office/word/2006/wordml" xmlns:wps="http://schemas.microsoft.com/office/word/2010/wordprocessingShape" mc:Ignorable="w14 w15 w16se w16cid w16 w16cex w16sdtdh w16sdtfl w16du wp14">
-  <w15:person w15:author="William Gagné">
-    <w15:presenceInfo w15:providerId="Windows Live" w15:userId="f29258c55e51a93b"/>
-  </w15:person>
-</w15:people>
 </file>
 
 <file path=word/styles.xml><?xml version="1.0" encoding="utf-8"?>
